--- a/Лаба3.docx
+++ b/Лаба3.docx
@@ -228,11 +228,11 @@
         <w:ind w:left="-567" w:right="-284"/>
         <w:jc w:val="center"/>
         <w:rPr>
-          <w:rFonts w:ascii="Times New Roman" w:hAnsi="Times New Roman" w:eastAsia="Calibri" w:cs="Times New Roman"/>
+          <w:rFonts w:hint="default" w:ascii="Times New Roman" w:hAnsi="Times New Roman" w:eastAsia="Calibri" w:cs="Times New Roman"/>
           <w:kern w:val="0"/>
           <w:sz w:val="28"/>
           <w:szCs w:val="28"/>
-          <w:lang w:val="en-US"/>
+          <w:lang w:val="ru-RU"/>
           <w14:ligatures w14:val="none"/>
         </w:rPr>
       </w:pPr>
@@ -244,8 +244,21 @@
           <w:szCs w:val="28"/>
           <w14:ligatures w14:val="none"/>
         </w:rPr>
-        <w:t>Лабораторная работа № 1</w:t>
-      </w:r>
+        <w:t xml:space="preserve">Лабораторная работа № </w:t>
+      </w:r>
+      <w:r>
+        <w:rPr>
+          <w:rFonts w:hint="default" w:ascii="Times New Roman" w:hAnsi="Times New Roman" w:eastAsia="Calibri" w:cs="Times New Roman"/>
+          <w:kern w:val="0"/>
+          <w:sz w:val="28"/>
+          <w:szCs w:val="28"/>
+          <w:lang w:val="ru-RU"/>
+          <w14:ligatures w14:val="none"/>
+        </w:rPr>
+        <w:t>3</w:t>
+      </w:r>
+      <w:bookmarkStart w:id="2" w:name="_GoBack"/>
+      <w:bookmarkEnd w:id="2"/>
     </w:p>
     <w:p>
       <w:pPr>
@@ -7356,8 +7369,6 @@
           <w:lang w:val="en-US"/>
         </w:rPr>
       </w:pPr>
-      <w:bookmarkStart w:id="2" w:name="_GoBack"/>
-      <w:bookmarkEnd w:id="2"/>
       <w:r>
         <w:rPr>
           <w:rFonts w:hint="default"/>
@@ -7760,7 +7771,7 @@
     <w:lsdException w:qFormat="1" w:uiPriority="9" w:name="heading 7"/>
     <w:lsdException w:qFormat="1" w:uiPriority="9" w:name="heading 8"/>
     <w:lsdException w:qFormat="1" w:uiPriority="9" w:name="heading 9"/>
-    <w:lsdException w:uiPriority="99" w:name="index 1"/>
+    <w:lsdException w:qFormat="1" w:uiPriority="99" w:name="index 1"/>
     <w:lsdException w:uiPriority="99" w:name="index 2"/>
     <w:lsdException w:uiPriority="99" w:name="index 3"/>
     <w:lsdException w:uiPriority="99" w:name="index 4"/>
@@ -7770,7 +7781,7 @@
     <w:lsdException w:uiPriority="99" w:name="index 8"/>
     <w:lsdException w:uiPriority="99" w:name="index 9"/>
     <w:lsdException w:qFormat="1" w:uiPriority="39" w:semiHidden="0" w:name="toc 1"/>
-    <w:lsdException w:unhideWhenUsed="0" w:uiPriority="39" w:semiHidden="0" w:name="toc 2"/>
+    <w:lsdException w:qFormat="1" w:unhideWhenUsed="0" w:uiPriority="39" w:semiHidden="0" w:name="toc 2"/>
     <w:lsdException w:qFormat="1" w:uiPriority="39" w:name="toc 3"/>
     <w:lsdException w:uiPriority="39" w:name="toc 4"/>
     <w:lsdException w:uiPriority="39" w:name="toc 5"/>
@@ -7783,7 +7794,7 @@
     <w:lsdException w:uiPriority="99" w:name="annotation text"/>
     <w:lsdException w:qFormat="1" w:uiPriority="99" w:semiHidden="0" w:name="header"/>
     <w:lsdException w:qFormat="1" w:uiPriority="99" w:semiHidden="0" w:name="footer"/>
-    <w:lsdException w:uiPriority="99" w:name="index heading"/>
+    <w:lsdException w:qFormat="1" w:uiPriority="99" w:name="index heading"/>
     <w:lsdException w:qFormat="1" w:uiPriority="35" w:name="caption"/>
     <w:lsdException w:uiPriority="99" w:name="table of figures"/>
     <w:lsdException w:uiPriority="99" w:name="envelope address"/>
@@ -7815,7 +7826,7 @@
     <w:lsdException w:qFormat="1" w:unhideWhenUsed="0" w:uiPriority="10" w:semiHidden="0" w:name="Title"/>
     <w:lsdException w:uiPriority="99" w:name="Closing"/>
     <w:lsdException w:uiPriority="99" w:name="Signature"/>
-    <w:lsdException w:uiPriority="1" w:name="Default Paragraph Font"/>
+    <w:lsdException w:qFormat="1" w:uiPriority="1" w:name="Default Paragraph Font"/>
     <w:lsdException w:uiPriority="99" w:name="Body Text"/>
     <w:lsdException w:uiPriority="99" w:name="Body Text Indent"/>
     <w:lsdException w:uiPriority="99" w:name="List Continue"/>
@@ -7849,7 +7860,7 @@
     <w:lsdException w:uiPriority="99" w:name="HTML Code"/>
     <w:lsdException w:uiPriority="99" w:name="HTML Definition"/>
     <w:lsdException w:uiPriority="99" w:name="HTML Keyboard"/>
-    <w:lsdException w:uiPriority="99" w:name="HTML Preformatted"/>
+    <w:lsdException w:qFormat="1" w:uiPriority="99" w:name="HTML Preformatted"/>
     <w:lsdException w:uiPriority="99" w:name="HTML Sample"/>
     <w:lsdException w:uiPriority="99" w:name="HTML Typewriter"/>
     <w:lsdException w:uiPriority="99" w:name="HTML Variable"/>
@@ -8146,6 +8157,7 @@
     <w:name w:val="Default Paragraph Font"/>
     <w:semiHidden/>
     <w:unhideWhenUsed/>
+    <w:qFormat/>
     <w:uiPriority w:val="1"/>
   </w:style>
   <w:style w:type="table" w:default="1" w:styleId="12">
@@ -8203,6 +8215,7 @@
     <w:autoRedefine/>
     <w:semiHidden/>
     <w:unhideWhenUsed/>
+    <w:qFormat/>
     <w:uiPriority w:val="99"/>
     <w:pPr>
       <w:spacing w:after="0" w:line="240" w:lineRule="auto"/>
@@ -8230,6 +8243,7 @@
     <w:next w:val="15"/>
     <w:semiHidden/>
     <w:unhideWhenUsed/>
+    <w:qFormat/>
     <w:uiPriority w:val="99"/>
     <w:rPr>
       <w:rFonts w:asciiTheme="majorHAnsi" w:hAnsiTheme="majorHAnsi" w:eastAsiaTheme="majorEastAsia" w:cstheme="majorBidi"/>
@@ -8278,6 +8292,7 @@
   <w:style w:type="paragraph" w:styleId="20">
     <w:name w:val="toc 2"/>
     <w:basedOn w:val="17"/>
+    <w:qFormat/>
     <w:uiPriority w:val="39"/>
     <w:pPr>
       <w:suppressAutoHyphens/>
@@ -8356,6 +8371,7 @@
     <w:name w:val="HTML Preformatted"/>
     <w:semiHidden/>
     <w:unhideWhenUsed/>
+    <w:qFormat/>
     <w:uiPriority w:val="99"/>
     <w:pPr>
       <w:tabs>

--- a/Лаба3.docx
+++ b/Лаба3.docx
@@ -627,8 +627,10 @@
           <w:bCs/>
           <w:lang w:val="en-US"/>
         </w:rPr>
-        <w:t>2</w:t>
-      </w:r>
+        <w:t>3</w:t>
+      </w:r>
+      <w:bookmarkStart w:id="2" w:name="_GoBack"/>
+      <w:bookmarkEnd w:id="2"/>
     </w:p>
     <w:p>
       <w:pPr>
@@ -3537,8 +3539,6 @@
           <w:szCs w:val="18"/>
         </w:rPr>
       </w:pPr>
-      <w:bookmarkStart w:id="2" w:name="_GoBack"/>
-      <w:bookmarkEnd w:id="2"/>
     </w:p>
     <w:p>
       <w:pPr>
